--- a/www/content/abdomen-pelvis/Prostate gland and Bulbourethral Glands.docx
+++ b/www/content/abdomen-pelvis/Prostate gland and Bulbourethral Glands.docx
@@ -28,23 +28,7 @@
     </w:p>
     <w:p>
       <w:r>
-        <w:t xml:space="preserve">Greek </w:t>
-      </w:r>
-      <w:proofErr w:type="spellStart"/>
-      <w:r>
-        <w:t>prostatēs</w:t>
-      </w:r>
-      <w:proofErr w:type="spellEnd"/>
-      <w:r>
-        <w:t> ‘one that stands before’, from pro ‘before’ + </w:t>
-      </w:r>
-      <w:proofErr w:type="spellStart"/>
-      <w:r>
-        <w:t>statos</w:t>
-      </w:r>
-      <w:proofErr w:type="spellEnd"/>
-      <w:r>
-        <w:t> ‘standing’.</w:t>
+        <w:t>Greek prostatēs ‘one that stands before’, from pro ‘before’ + statos ‘standing’.</w:t>
       </w:r>
     </w:p>
     <w:p>
@@ -177,7 +161,7 @@
           <w:noProof/>
         </w:rPr>
         <w:drawing>
-          <wp:inline distT="0" distB="0" distL="0" distR="0" wp14:anchorId="414A7B34" wp14:editId="73F8A401">
+          <wp:inline distT="0" distB="0" distL="0" distR="0" wp14:anchorId="414A7B34" wp14:editId="3C509C9E">
             <wp:extent cx="5731510" cy="4298950"/>
             <wp:effectExtent l="0" t="0" r="0" b="0"/>
             <wp:docPr id="1606917346" name="Picture 1" descr="Background image"/>
@@ -288,13 +272,8 @@
         </w:numPr>
       </w:pPr>
       <w:r>
-        <w:t xml:space="preserve">Fascia of </w:t>
-      </w:r>
-      <w:proofErr w:type="spellStart"/>
-      <w:r>
-        <w:t>Denonvilliers</w:t>
-      </w:r>
-      <w:proofErr w:type="spellEnd"/>
+        <w:t>Fascia of Denonvilliers</w:t>
+      </w:r>
     </w:p>
     <w:p>
       <w:pPr>
@@ -313,15 +292,7 @@
         </w:numPr>
       </w:pPr>
       <w:r>
-        <w:t xml:space="preserve">True capsule - condensation of the connective tissue </w:t>
-      </w:r>
-      <w:proofErr w:type="spellStart"/>
-      <w:r>
-        <w:t>aroound</w:t>
-      </w:r>
-      <w:proofErr w:type="spellEnd"/>
-      <w:r>
-        <w:t xml:space="preserve"> the gland</w:t>
+        <w:t>True capsule - condensation of the connective tissue aroound the gland</w:t>
       </w:r>
     </w:p>
     <w:p>
@@ -365,13 +336,8 @@
         </w:numPr>
       </w:pPr>
       <w:r>
-        <w:t xml:space="preserve">Posterior – fascia </w:t>
-      </w:r>
-      <w:proofErr w:type="spellStart"/>
-      <w:r>
-        <w:t>Denonvillier’s</w:t>
-      </w:r>
-      <w:proofErr w:type="spellEnd"/>
+        <w:t>Posterior – fascia Denonvillier’s</w:t>
+      </w:r>
     </w:p>
     <w:p>
       <w:pPr>
@@ -402,13 +368,7 @@
         </w:numPr>
       </w:pPr>
       <w:r>
-        <w:t xml:space="preserve">While removing the gland via transurethral method - more damage to </w:t>
-      </w:r>
-      <w:r>
-        <w:t>these plexuses</w:t>
-      </w:r>
-      <w:r>
-        <w:t xml:space="preserve"> is anticipated </w:t>
+        <w:t xml:space="preserve">While removing the gland via transurethral method - more damage to these plexuses is anticipated </w:t>
       </w:r>
     </w:p>
     <w:p>
@@ -555,21 +515,17 @@
         </w:numPr>
       </w:pPr>
       <w:r>
-        <w:t xml:space="preserve">Urethra at – </w:t>
-      </w:r>
-      <w:proofErr w:type="spellStart"/>
-      <w:r>
-        <w:t>antr</w:t>
-      </w:r>
-      <w:proofErr w:type="spellEnd"/>
-      <w:r>
-        <w:t xml:space="preserve"> 1/3rd and </w:t>
-      </w:r>
-      <w:proofErr w:type="spellStart"/>
-      <w:r>
-        <w:t>postr</w:t>
-      </w:r>
-      <w:proofErr w:type="spellEnd"/>
+        <w:t>Urethra at – ant</w:t>
+      </w:r>
+      <w:r>
+        <w:t>erior</w:t>
+      </w:r>
+      <w:r>
+        <w:t xml:space="preserve"> 1/3rd and post</w:t>
+      </w:r>
+      <w:r>
+        <w:t>erior</w:t>
+      </w:r>
       <w:r>
         <w:t xml:space="preserve"> 2/3rd of gland</w:t>
       </w:r>
@@ -603,13 +559,8 @@
         </w:numPr>
       </w:pPr>
       <w:r>
-        <w:t xml:space="preserve">Posterior surface - bilaminar fascia of </w:t>
-      </w:r>
-      <w:proofErr w:type="spellStart"/>
-      <w:r>
-        <w:t>denonvilliers</w:t>
-      </w:r>
-      <w:proofErr w:type="spellEnd"/>
+        <w:t>Posterior surface - bilaminar fascia of denonvilliers</w:t>
+      </w:r>
     </w:p>
     <w:p>
       <w:pPr>
@@ -732,7 +683,10 @@
     </w:p>
     <w:p>
       <w:r>
-        <w:t>Palpated by digital per rectal examination</w:t>
+        <w:t>[CLINICAL]Prostate gland is evaluated</w:t>
+      </w:r>
+      <w:r>
+        <w:t xml:space="preserve"> by digital per rectal examination</w:t>
       </w:r>
     </w:p>
     <w:p/>
@@ -754,10 +708,7 @@
     </w:p>
     <w:p>
       <w:r>
-        <w:t xml:space="preserve">Anatomically – 2 lateral + 1 </w:t>
-      </w:r>
-      <w:r>
-        <w:t>medians</w:t>
+        <w:t>Anatomically – 2 lateral + 1 medians</w:t>
       </w:r>
     </w:p>
     <w:p>
@@ -803,13 +754,8 @@
         </w:numPr>
       </w:pPr>
       <w:r>
-        <w:t xml:space="preserve">2 </w:t>
-      </w:r>
-      <w:proofErr w:type="gramStart"/>
-      <w:r>
-        <w:t>lateral</w:t>
-      </w:r>
-      <w:proofErr w:type="gramEnd"/>
+        <w:t>2 lateral</w:t>
+      </w:r>
     </w:p>
     <w:p>
       <w:pPr>
@@ -924,10 +870,7 @@
         </w:numPr>
       </w:pPr>
       <w:r>
-        <w:t>two-minute</w:t>
-      </w:r>
-      <w:r>
-        <w:t xml:space="preserve"> glandular regions</w:t>
+        <w:t>two-minute glandular regions</w:t>
       </w:r>
     </w:p>
     <w:p>
@@ -939,15 +882,7 @@
         </w:numPr>
       </w:pPr>
       <w:r>
-        <w:t xml:space="preserve">lateral to the </w:t>
-      </w:r>
-      <w:proofErr w:type="spellStart"/>
-      <w:r>
-        <w:t>preprostatic</w:t>
-      </w:r>
-      <w:proofErr w:type="spellEnd"/>
-      <w:r>
-        <w:t xml:space="preserve"> sphincter</w:t>
+        <w:t>lateral to the preprostatic sphincter</w:t>
       </w:r>
     </w:p>
     <w:p>
@@ -1103,12 +1038,15 @@
       </w:r>
     </w:p>
     <w:p>
-      <w:pPr>
-        <w:rPr>
-          <w:b/>
-          <w:bCs/>
-        </w:rPr>
-      </w:pPr>
+      <w:r>
+        <w:t>[HTML]</w:t>
+      </w:r>
+      <w:r>
+        <w:t xml:space="preserve"> </w:t>
+      </w:r>
+      <w:r>
+        <w:t>prostatezones.html</w:t>
+      </w:r>
     </w:p>
     <w:p>
       <w:pPr>
@@ -1322,15 +1260,7 @@
         </w:numPr>
       </w:pPr>
       <w:r>
-        <w:t xml:space="preserve">Fibromuscular stroma consisting of smooth muscle bundles and the connective tissue </w:t>
-      </w:r>
-      <w:proofErr w:type="spellStart"/>
-      <w:r>
-        <w:t>fibers</w:t>
-      </w:r>
-      <w:proofErr w:type="spellEnd"/>
-      <w:r>
-        <w:t xml:space="preserve"> blend together</w:t>
+        <w:t>Fibromuscular stroma consisting of smooth muscle bundles and the connective tissue fibers blend together</w:t>
       </w:r>
     </w:p>
     <w:p>
@@ -1338,13 +1268,8 @@
         <w:pStyle w:val="Heading3"/>
       </w:pPr>
       <w:r>
-        <w:t xml:space="preserve">Corpora </w:t>
-      </w:r>
-      <w:proofErr w:type="spellStart"/>
-      <w:r>
-        <w:t>amylacea</w:t>
-      </w:r>
-      <w:proofErr w:type="spellEnd"/>
+        <w:t>Corpora amylacea</w:t>
+      </w:r>
     </w:p>
     <w:p>
       <w:pPr>
@@ -1399,15 +1324,13 @@
         </w:numPr>
       </w:pPr>
       <w:r>
-        <w:t xml:space="preserve">Secretes a </w:t>
-      </w:r>
-      <w:proofErr w:type="spellStart"/>
-      <w:r>
-        <w:t>milklike</w:t>
-      </w:r>
-      <w:proofErr w:type="spellEnd"/>
-      <w:r>
-        <w:t xml:space="preserve"> alkaline fluid.</w:t>
+        <w:t>Secretes a milk</w:t>
+      </w:r>
+      <w:r>
+        <w:t xml:space="preserve"> </w:t>
+      </w:r>
+      <w:r>
+        <w:t>like alkaline fluid.</w:t>
       </w:r>
     </w:p>
     <w:p>
@@ -1442,7 +1365,7 @@
           <w:noProof/>
         </w:rPr>
         <w:drawing>
-          <wp:inline distT="0" distB="0" distL="0" distR="0" wp14:anchorId="57510EDD" wp14:editId="7BDF5FA5">
+          <wp:inline distT="0" distB="0" distL="0" distR="0" wp14:anchorId="57510EDD" wp14:editId="1B879AF6">
             <wp:extent cx="5731510" cy="4298950"/>
             <wp:effectExtent l="0" t="0" r="2540" b="0"/>
             <wp:docPr id="456610419" name="Picture 5" descr="Background image"/>
@@ -1545,15 +1468,7 @@
         </w:numPr>
       </w:pPr>
       <w:r>
-        <w:t xml:space="preserve">Verumontanum (colliculus </w:t>
-      </w:r>
-      <w:proofErr w:type="spellStart"/>
-      <w:r>
-        <w:t>seminalis</w:t>
-      </w:r>
-      <w:proofErr w:type="spellEnd"/>
-      <w:r>
-        <w:t>)</w:t>
+        <w:t>Verumontanum (colliculus seminalis)</w:t>
       </w:r>
     </w:p>
     <w:p>
@@ -1577,15 +1492,7 @@
         </w:numPr>
       </w:pPr>
       <w:r>
-        <w:t xml:space="preserve">Prostatic utricle or uterus </w:t>
-      </w:r>
-      <w:proofErr w:type="spellStart"/>
-      <w:r>
-        <w:t>masculinus</w:t>
-      </w:r>
-      <w:proofErr w:type="spellEnd"/>
-      <w:r>
-        <w:t xml:space="preserve"> </w:t>
+        <w:t xml:space="preserve">Prostatic utricle or uterus masculinus </w:t>
       </w:r>
     </w:p>
     <w:p>
@@ -1597,15 +1504,7 @@
         </w:numPr>
       </w:pPr>
       <w:r>
-        <w:t xml:space="preserve">Small </w:t>
-      </w:r>
-      <w:proofErr w:type="spellStart"/>
-      <w:r>
-        <w:t>culd</w:t>
-      </w:r>
-      <w:proofErr w:type="spellEnd"/>
-      <w:r>
-        <w:t xml:space="preserve">-de-sac at the verumontanum </w:t>
+        <w:t xml:space="preserve">Small culd-de-sac at the verumontanum </w:t>
       </w:r>
     </w:p>
     <w:p>
@@ -1695,13 +1594,7 @@
     </w:p>
     <w:p>
       <w:r>
-        <w:t xml:space="preserve">Any hardness, abscess, </w:t>
-      </w:r>
-      <w:r>
-        <w:t>nodular consistency</w:t>
-      </w:r>
-      <w:r>
-        <w:t xml:space="preserve"> or increased in size is abnormal</w:t>
+        <w:t>Any hardness, abscess, nodular consistency or increased in size is abnormal</w:t>
       </w:r>
     </w:p>
     <w:sectPr>
@@ -7481,6 +7374,7 @@
   <w:style w:type="character" w:default="1" w:styleId="DefaultParagraphFont">
     <w:name w:val="Default Paragraph Font"/>
     <w:uiPriority w:val="1"/>
+    <w:semiHidden/>
     <w:unhideWhenUsed/>
   </w:style>
   <w:style w:type="table" w:default="1" w:styleId="TableNormal">
